--- a/rmd_style.docx
+++ b/rmd_style.docx
@@ -5,36 +5,401 @@
     <w:p>
       <w:pPr>
         <w:pStyle w:val="Title"/>
+        <w:rPr>
+          <w:rFonts w:ascii="Times New Roman" w:hAnsi="Times New Roman" w:cs="Times New Roman"/>
+        </w:rPr>
       </w:pPr>
       <w:r>
+        <w:rPr>
+          <w:rFonts w:ascii="Times New Roman" w:hAnsi="Times New Roman" w:cs="Times New Roman"/>
+        </w:rPr>
         <w:t>Title</w:t>
       </w:r>
     </w:p>
     <w:p>
       <w:pPr>
-        <w:pStyle w:val="Heading1"/>
-      </w:pPr>
-      <w:bookmarkStart w:id="0" w:name="background"/>
-      <w:bookmarkEnd w:id="0"/>
+        <w:pStyle w:val="Subtitle"/>
+      </w:pPr>
       <w:r>
-        <w:t>Heading 1</w:t>
+        <w:t>Subtitle</w:t>
       </w:r>
     </w:p>
     <w:p>
       <w:pPr>
-        <w:pStyle w:val="Heading2"/>
+        <w:pStyle w:val="Author"/>
       </w:pPr>
       <w:r>
-        <w:t>Heading 2</w:t>
+        <w:t>Author</w:t>
       </w:r>
     </w:p>
     <w:p>
       <w:pPr>
+        <w:pStyle w:val="Date"/>
+      </w:pPr>
+      <w:r>
+        <w:t>Date</w:t>
+      </w:r>
+    </w:p>
+    <w:p>
+      <w:pPr>
+        <w:pStyle w:val="BodyText"/>
+      </w:pPr>
+      <w:bookmarkStart w:id="0" w:name="_GoBack"/>
+      <w:bookmarkEnd w:id="0"/>
+    </w:p>
+    <w:sdt>
+      <w:sdtPr>
+        <w:id w:val="1719707408"/>
+        <w:docPartObj>
+          <w:docPartGallery w:val="Table of Contents"/>
+          <w:docPartUnique/>
+        </w:docPartObj>
+      </w:sdtPr>
+      <w:sdtEndPr>
+        <w:rPr>
+          <w:rFonts w:eastAsiaTheme="minorHAnsi"/>
+          <w:bCs/>
+          <w:noProof/>
+          <w:sz w:val="24"/>
+          <w:szCs w:val="24"/>
+        </w:rPr>
+      </w:sdtEndPr>
+      <w:sdtContent>
+        <w:p>
+          <w:pPr>
+            <w:pStyle w:val="TOCHeading"/>
+          </w:pPr>
+          <w:r>
+            <w:t>Contents</w:t>
+          </w:r>
+        </w:p>
+        <w:p>
+          <w:pPr>
+            <w:pStyle w:val="TOC1"/>
+            <w:tabs>
+              <w:tab w:val="left" w:pos="440"/>
+              <w:tab w:val="right" w:leader="dot" w:pos="9350"/>
+            </w:tabs>
+            <w:rPr>
+              <w:noProof/>
+            </w:rPr>
+          </w:pPr>
+          <w:r>
+            <w:fldChar w:fldCharType="begin"/>
+          </w:r>
+          <w:r>
+            <w:instrText xml:space="preserve"> TOC \o "1-3" \h \z \u </w:instrText>
+          </w:r>
+          <w:r>
+            <w:fldChar w:fldCharType="separate"/>
+          </w:r>
+          <w:hyperlink w:anchor="_Toc478716727" w:history="1">
+            <w:r>
+              <w:rPr>
+                <w:rStyle w:val="Hyperlink"/>
+                <w:rFonts w:ascii="Times New Roman Bold" w:hAnsi="Times New Roman Bold"/>
+                <w:smallCaps/>
+                <w:noProof/>
+              </w:rPr>
+              <w:t>1.</w:t>
+            </w:r>
+            <w:r>
+              <w:rPr>
+                <w:noProof/>
+              </w:rPr>
+              <w:tab/>
+            </w:r>
+            <w:r>
+              <w:rPr>
+                <w:rStyle w:val="Hyperlink"/>
+                <w:rFonts w:ascii="Times New Roman Bold" w:hAnsi="Times New Roman Bold"/>
+                <w:smallCaps/>
+                <w:noProof/>
+              </w:rPr>
+              <w:t>Heading 1</w:t>
+            </w:r>
+            <w:r>
+              <w:rPr>
+                <w:noProof/>
+                <w:webHidden/>
+              </w:rPr>
+              <w:tab/>
+            </w:r>
+            <w:r>
+              <w:rPr>
+                <w:noProof/>
+                <w:webHidden/>
+              </w:rPr>
+              <w:fldChar w:fldCharType="begin"/>
+            </w:r>
+            <w:r>
+              <w:rPr>
+                <w:noProof/>
+                <w:webHidden/>
+              </w:rPr>
+              <w:instrText xml:space="preserve"> PAGEREF _Toc478716727 \h </w:instrText>
+            </w:r>
+            <w:r>
+              <w:rPr>
+                <w:noProof/>
+                <w:webHidden/>
+              </w:rPr>
+            </w:r>
+            <w:r>
+              <w:rPr>
+                <w:noProof/>
+                <w:webHidden/>
+              </w:rPr>
+              <w:fldChar w:fldCharType="separate"/>
+            </w:r>
+            <w:r>
+              <w:rPr>
+                <w:noProof/>
+                <w:webHidden/>
+              </w:rPr>
+              <w:t>1</w:t>
+            </w:r>
+            <w:r>
+              <w:rPr>
+                <w:noProof/>
+                <w:webHidden/>
+              </w:rPr>
+              <w:fldChar w:fldCharType="end"/>
+            </w:r>
+          </w:hyperlink>
+        </w:p>
+        <w:p>
+          <w:pPr>
+            <w:pStyle w:val="TOC2"/>
+            <w:tabs>
+              <w:tab w:val="left" w:pos="880"/>
+              <w:tab w:val="right" w:leader="dot" w:pos="9350"/>
+            </w:tabs>
+            <w:rPr>
+              <w:noProof/>
+            </w:rPr>
+          </w:pPr>
+          <w:hyperlink w:anchor="_Toc478716728" w:history="1">
+            <w:r>
+              <w:rPr>
+                <w:rStyle w:val="Hyperlink"/>
+                <w:noProof/>
+              </w:rPr>
+              <w:t>1.1.</w:t>
+            </w:r>
+            <w:r>
+              <w:rPr>
+                <w:noProof/>
+              </w:rPr>
+              <w:tab/>
+            </w:r>
+            <w:r>
+              <w:rPr>
+                <w:rStyle w:val="Hyperlink"/>
+                <w:noProof/>
+              </w:rPr>
+              <w:t>Heading 2</w:t>
+            </w:r>
+            <w:r>
+              <w:rPr>
+                <w:noProof/>
+                <w:webHidden/>
+              </w:rPr>
+              <w:tab/>
+            </w:r>
+            <w:r>
+              <w:rPr>
+                <w:noProof/>
+                <w:webHidden/>
+              </w:rPr>
+              <w:fldChar w:fldCharType="begin"/>
+            </w:r>
+            <w:r>
+              <w:rPr>
+                <w:noProof/>
+                <w:webHidden/>
+              </w:rPr>
+              <w:instrText xml:space="preserve"> PAGEREF _Toc478716728 \h </w:instrText>
+            </w:r>
+            <w:r>
+              <w:rPr>
+                <w:noProof/>
+                <w:webHidden/>
+              </w:rPr>
+            </w:r>
+            <w:r>
+              <w:rPr>
+                <w:noProof/>
+                <w:webHidden/>
+              </w:rPr>
+              <w:fldChar w:fldCharType="separate"/>
+            </w:r>
+            <w:r>
+              <w:rPr>
+                <w:noProof/>
+                <w:webHidden/>
+              </w:rPr>
+              <w:t>1</w:t>
+            </w:r>
+            <w:r>
+              <w:rPr>
+                <w:noProof/>
+                <w:webHidden/>
+              </w:rPr>
+              <w:fldChar w:fldCharType="end"/>
+            </w:r>
+          </w:hyperlink>
+        </w:p>
+        <w:p>
+          <w:pPr>
+            <w:pStyle w:val="TOC3"/>
+            <w:tabs>
+              <w:tab w:val="left" w:pos="1320"/>
+              <w:tab w:val="right" w:leader="dot" w:pos="9350"/>
+            </w:tabs>
+            <w:rPr>
+              <w:noProof/>
+            </w:rPr>
+          </w:pPr>
+          <w:hyperlink w:anchor="_Toc478716729" w:history="1">
+            <w:r>
+              <w:rPr>
+                <w:rStyle w:val="Hyperlink"/>
+                <w:noProof/>
+              </w:rPr>
+              <w:t>1.1.1.</w:t>
+            </w:r>
+            <w:r>
+              <w:rPr>
+                <w:noProof/>
+              </w:rPr>
+              <w:tab/>
+            </w:r>
+            <w:r>
+              <w:rPr>
+                <w:rStyle w:val="Hyperlink"/>
+                <w:noProof/>
+              </w:rPr>
+              <w:t>Heading 3</w:t>
+            </w:r>
+            <w:r>
+              <w:rPr>
+                <w:noProof/>
+                <w:webHidden/>
+              </w:rPr>
+              <w:tab/>
+            </w:r>
+            <w:r>
+              <w:rPr>
+                <w:noProof/>
+                <w:webHidden/>
+              </w:rPr>
+              <w:fldChar w:fldCharType="begin"/>
+            </w:r>
+            <w:r>
+              <w:rPr>
+                <w:noProof/>
+                <w:webHidden/>
+              </w:rPr>
+              <w:instrText xml:space="preserve"> PAGEREF _Toc478716729 \h </w:instrText>
+            </w:r>
+            <w:r>
+              <w:rPr>
+                <w:noProof/>
+                <w:webHidden/>
+              </w:rPr>
+            </w:r>
+            <w:r>
+              <w:rPr>
+                <w:noProof/>
+                <w:webHidden/>
+              </w:rPr>
+              <w:fldChar w:fldCharType="separate"/>
+            </w:r>
+            <w:r>
+              <w:rPr>
+                <w:noProof/>
+                <w:webHidden/>
+              </w:rPr>
+              <w:t>1</w:t>
+            </w:r>
+            <w:r>
+              <w:rPr>
+                <w:noProof/>
+                <w:webHidden/>
+              </w:rPr>
+              <w:fldChar w:fldCharType="end"/>
+            </w:r>
+          </w:hyperlink>
+        </w:p>
+        <w:p>
+          <w:r>
+            <w:rPr>
+              <w:b/>
+              <w:bCs/>
+              <w:noProof/>
+            </w:rPr>
+            <w:fldChar w:fldCharType="end"/>
+          </w:r>
+        </w:p>
+      </w:sdtContent>
+    </w:sdt>
+    <w:p>
+      <w:pPr>
+        <w:pStyle w:val="BodyText"/>
+      </w:pPr>
+    </w:p>
+    <w:p>
+      <w:pPr>
+        <w:pStyle w:val="Heading1"/>
+        <w:numPr>
+          <w:ilvl w:val="0"/>
+          <w:numId w:val="15"/>
+        </w:numPr>
+        <w:rPr>
+          <w:rFonts w:ascii="Times New Roman Bold" w:hAnsi="Times New Roman Bold"/>
+          <w:smallCaps/>
+        </w:rPr>
+      </w:pPr>
+      <w:bookmarkStart w:id="1" w:name="background"/>
+      <w:bookmarkStart w:id="2" w:name="_Toc478716727"/>
+      <w:bookmarkEnd w:id="1"/>
+      <w:r>
+        <w:rPr>
+          <w:rFonts w:ascii="Times New Roman Bold" w:hAnsi="Times New Roman Bold"/>
+          <w:smallCaps/>
+        </w:rPr>
+        <w:t>Heading 1</w:t>
+      </w:r>
+      <w:bookmarkEnd w:id="2"/>
+    </w:p>
+    <w:p>
+      <w:pPr>
+        <w:pStyle w:val="Heading2"/>
+      </w:pPr>
+      <w:bookmarkStart w:id="3" w:name="_Toc478716728"/>
+      <w:r>
+        <w:t>Heading</w:t>
+      </w:r>
+      <w:r>
+        <w:t xml:space="preserve"> 2</w:t>
+      </w:r>
+      <w:bookmarkEnd w:id="3"/>
+    </w:p>
+    <w:p>
+      <w:pPr>
         <w:pStyle w:val="Heading3"/>
       </w:pPr>
+      <w:bookmarkStart w:id="4" w:name="_Toc478716729"/>
       <w:r>
         <w:t>Heading 3</w:t>
       </w:r>
+      <w:bookmarkEnd w:id="4"/>
+    </w:p>
+    <w:p>
+      <w:pPr>
+        <w:pStyle w:val="BodyText"/>
+      </w:pPr>
     </w:p>
     <w:p>
       <w:r>
@@ -53,10 +418,10 @@
         <w:tblLook w:val="07E0" w:firstRow="1" w:lastRow="1" w:firstColumn="1" w:lastColumn="1" w:noHBand="1" w:noVBand="1"/>
       </w:tblPr>
       <w:tblGrid>
-        <w:gridCol w:w="1087"/>
-        <w:gridCol w:w="1303"/>
-        <w:gridCol w:w="868"/>
-        <w:gridCol w:w="637"/>
+        <w:gridCol w:w="1136"/>
+        <w:gridCol w:w="1403"/>
+        <w:gridCol w:w="923"/>
+        <w:gridCol w:w="683"/>
       </w:tblGrid>
       <w:tr>
         <w:trPr>
@@ -381,8 +746,6 @@
             </w:r>
           </w:p>
         </w:tc>
-        <w:bookmarkStart w:id="1" w:name="_GoBack"/>
-        <w:bookmarkEnd w:id="1"/>
       </w:tr>
       <w:tr>
         <w:tc>
@@ -852,6 +1215,21 @@
       <w:pPr>
         <w:pStyle w:val="BodyText"/>
       </w:pPr>
+    </w:p>
+    <w:p>
+      <w:pPr>
+        <w:pStyle w:val="Heading6"/>
+        <w:rPr>
+          <w:color w:val="FFFFFF" w:themeColor="background1"/>
+        </w:rPr>
+      </w:pPr>
+      <w:r>
+        <w:rPr>
+          <w:color w:val="FFFFFF" w:themeColor="background1"/>
+        </w:rPr>
+        <w:lastRenderedPageBreak/>
+        <w:t>Heading 6 / Page Break</w:t>
+      </w:r>
     </w:p>
     <w:sectPr>
       <w:pgSz w:w="12240" w:h="15840"/>
@@ -867,9 +1245,6 @@
 <w:endnotes xmlns:wpc="http://schemas.microsoft.com/office/word/2010/wordprocessingCanvas" xmlns:mc="http://schemas.openxmlformats.org/markup-compatibility/2006" xmlns:o="urn:schemas-microsoft-com:office:office" xmlns:r="http://schemas.openxmlformats.org/officeDocument/2006/relationships" xmlns:m="http://schemas.openxmlformats.org/officeDocument/2006/math" xmlns:v="urn:schemas-microsoft-com:vml" xmlns:wp14="http://schemas.microsoft.com/office/word/2010/wordprocessingDrawing" xmlns:wp="http://schemas.openxmlformats.org/drawingml/2006/wordprocessingDrawing" xmlns:w10="urn:schemas-microsoft-com:office:word" xmlns:w="http://schemas.openxmlformats.org/wordprocessingml/2006/main" xmlns:w14="http://schemas.microsoft.com/office/word/2010/wordml" xmlns:w15="http://schemas.microsoft.com/office/word/2012/wordml" xmlns:wpg="http://schemas.microsoft.com/office/word/2010/wordprocessingGroup" xmlns:wpi="http://schemas.microsoft.com/office/word/2010/wordprocessingInk" xmlns:wne="http://schemas.microsoft.com/office/word/2006/wordml" xmlns:wps="http://schemas.microsoft.com/office/word/2010/wordprocessingShape" mc:Ignorable="w14 w15 wp14">
   <w:endnote w:type="separator" w:id="-1">
     <w:p>
-      <w:pPr>
-        <w:spacing w:after="0"/>
-      </w:pPr>
       <w:r>
         <w:separator/>
       </w:r>
@@ -877,9 +1252,6 @@
   </w:endnote>
   <w:endnote w:type="continuationSeparator" w:id="0">
     <w:p>
-      <w:pPr>
-        <w:spacing w:after="0"/>
-      </w:pPr>
       <w:r>
         <w:continuationSeparator/>
       </w:r>
@@ -1103,7 +1475,7 @@
   <w:abstractNum w:abstractNumId="2" w15:restartNumberingAfterBreak="0">
     <w:nsid w:val="FFFFFF7C"/>
     <w:multiLevelType w:val="singleLevel"/>
-    <w:tmpl w:val="9F5C3B20"/>
+    <w:tmpl w:val="70EEB428"/>
     <w:lvl w:ilvl="0">
       <w:start w:val="1"/>
       <w:numFmt w:val="decimal"/>
@@ -1120,7 +1492,7 @@
   <w:abstractNum w:abstractNumId="3" w15:restartNumberingAfterBreak="0">
     <w:nsid w:val="FFFFFF7D"/>
     <w:multiLevelType w:val="singleLevel"/>
-    <w:tmpl w:val="E462193E"/>
+    <w:tmpl w:val="E5B4DBF8"/>
     <w:lvl w:ilvl="0">
       <w:start w:val="1"/>
       <w:numFmt w:val="decimal"/>
@@ -1137,7 +1509,7 @@
   <w:abstractNum w:abstractNumId="4" w15:restartNumberingAfterBreak="0">
     <w:nsid w:val="FFFFFF7E"/>
     <w:multiLevelType w:val="singleLevel"/>
-    <w:tmpl w:val="3E2C9A8C"/>
+    <w:tmpl w:val="239EE5C2"/>
     <w:lvl w:ilvl="0">
       <w:start w:val="1"/>
       <w:numFmt w:val="decimal"/>
@@ -1154,7 +1526,7 @@
   <w:abstractNum w:abstractNumId="5" w15:restartNumberingAfterBreak="0">
     <w:nsid w:val="FFFFFF7F"/>
     <w:multiLevelType w:val="singleLevel"/>
-    <w:tmpl w:val="6994CF6E"/>
+    <w:tmpl w:val="173EE376"/>
     <w:lvl w:ilvl="0">
       <w:start w:val="1"/>
       <w:numFmt w:val="decimal"/>
@@ -1171,7 +1543,7 @@
   <w:abstractNum w:abstractNumId="6" w15:restartNumberingAfterBreak="0">
     <w:nsid w:val="FFFFFF80"/>
     <w:multiLevelType w:val="singleLevel"/>
-    <w:tmpl w:val="9B545606"/>
+    <w:tmpl w:val="DED8BBDE"/>
     <w:lvl w:ilvl="0">
       <w:start w:val="1"/>
       <w:numFmt w:val="bullet"/>
@@ -1191,7 +1563,7 @@
   <w:abstractNum w:abstractNumId="7" w15:restartNumberingAfterBreak="0">
     <w:nsid w:val="FFFFFF81"/>
     <w:multiLevelType w:val="singleLevel"/>
-    <w:tmpl w:val="4172022C"/>
+    <w:tmpl w:val="DCF8C426"/>
     <w:lvl w:ilvl="0">
       <w:start w:val="1"/>
       <w:numFmt w:val="bullet"/>
@@ -1211,7 +1583,7 @@
   <w:abstractNum w:abstractNumId="8" w15:restartNumberingAfterBreak="0">
     <w:nsid w:val="FFFFFF82"/>
     <w:multiLevelType w:val="singleLevel"/>
-    <w:tmpl w:val="43BE3142"/>
+    <w:tmpl w:val="8B64F710"/>
     <w:lvl w:ilvl="0">
       <w:start w:val="1"/>
       <w:numFmt w:val="bullet"/>
@@ -1231,7 +1603,7 @@
   <w:abstractNum w:abstractNumId="9" w15:restartNumberingAfterBreak="0">
     <w:nsid w:val="FFFFFF83"/>
     <w:multiLevelType w:val="singleLevel"/>
-    <w:tmpl w:val="19C4F56E"/>
+    <w:tmpl w:val="A356B454"/>
     <w:lvl w:ilvl="0">
       <w:start w:val="1"/>
       <w:numFmt w:val="bullet"/>
@@ -1251,7 +1623,7 @@
   <w:abstractNum w:abstractNumId="10" w15:restartNumberingAfterBreak="0">
     <w:nsid w:val="FFFFFF88"/>
     <w:multiLevelType w:val="singleLevel"/>
-    <w:tmpl w:val="AED6D622"/>
+    <w:tmpl w:val="320A19A8"/>
     <w:lvl w:ilvl="0">
       <w:start w:val="1"/>
       <w:numFmt w:val="decimal"/>
@@ -1268,7 +1640,7 @@
   <w:abstractNum w:abstractNumId="11" w15:restartNumberingAfterBreak="0">
     <w:nsid w:val="FFFFFF89"/>
     <w:multiLevelType w:val="singleLevel"/>
-    <w:tmpl w:val="844827CC"/>
+    <w:tmpl w:val="DA20A76A"/>
     <w:lvl w:ilvl="0">
       <w:start w:val="1"/>
       <w:numFmt w:val="bullet"/>
@@ -1286,6 +1658,93 @@
     </w:lvl>
   </w:abstractNum>
   <w:abstractNum w:abstractNumId="12" w15:restartNumberingAfterBreak="0">
+    <w:nsid w:val="3D9D736B"/>
+    <w:multiLevelType w:val="multilevel"/>
+    <w:tmpl w:val="7EFAA55C"/>
+    <w:lvl w:ilvl="0">
+      <w:start w:val="1"/>
+      <w:numFmt w:val="decimal"/>
+      <w:lvlText w:val="%1."/>
+      <w:lvlJc w:val="left"/>
+      <w:pPr>
+        <w:ind w:left="360" w:hanging="360"/>
+      </w:pPr>
+    </w:lvl>
+    <w:lvl w:ilvl="1">
+      <w:start w:val="1"/>
+      <w:numFmt w:val="decimal"/>
+      <w:pStyle w:val="Heading2"/>
+      <w:lvlText w:val="%1.%2."/>
+      <w:lvlJc w:val="left"/>
+      <w:pPr>
+        <w:ind w:left="792" w:hanging="432"/>
+      </w:pPr>
+    </w:lvl>
+    <w:lvl w:ilvl="2">
+      <w:start w:val="1"/>
+      <w:numFmt w:val="decimal"/>
+      <w:lvlText w:val="%1.%2.%3."/>
+      <w:lvlJc w:val="left"/>
+      <w:pPr>
+        <w:ind w:left="1224" w:hanging="504"/>
+      </w:pPr>
+    </w:lvl>
+    <w:lvl w:ilvl="3">
+      <w:start w:val="1"/>
+      <w:numFmt w:val="decimal"/>
+      <w:lvlText w:val="%1.%2.%3.%4."/>
+      <w:lvlJc w:val="left"/>
+      <w:pPr>
+        <w:ind w:left="1728" w:hanging="648"/>
+      </w:pPr>
+    </w:lvl>
+    <w:lvl w:ilvl="4">
+      <w:start w:val="1"/>
+      <w:numFmt w:val="decimal"/>
+      <w:lvlText w:val="%1.%2.%3.%4.%5."/>
+      <w:lvlJc w:val="left"/>
+      <w:pPr>
+        <w:ind w:left="2232" w:hanging="792"/>
+      </w:pPr>
+    </w:lvl>
+    <w:lvl w:ilvl="5">
+      <w:start w:val="1"/>
+      <w:numFmt w:val="decimal"/>
+      <w:lvlText w:val="%1.%2.%3.%4.%5.%6."/>
+      <w:lvlJc w:val="left"/>
+      <w:pPr>
+        <w:ind w:left="2736" w:hanging="936"/>
+      </w:pPr>
+    </w:lvl>
+    <w:lvl w:ilvl="6">
+      <w:start w:val="1"/>
+      <w:numFmt w:val="decimal"/>
+      <w:lvlText w:val="%1.%2.%3.%4.%5.%6.%7."/>
+      <w:lvlJc w:val="left"/>
+      <w:pPr>
+        <w:ind w:left="3240" w:hanging="1080"/>
+      </w:pPr>
+    </w:lvl>
+    <w:lvl w:ilvl="7">
+      <w:start w:val="1"/>
+      <w:numFmt w:val="decimal"/>
+      <w:lvlText w:val="%1.%2.%3.%4.%5.%6.%7.%8."/>
+      <w:lvlJc w:val="left"/>
+      <w:pPr>
+        <w:ind w:left="3744" w:hanging="1224"/>
+      </w:pPr>
+    </w:lvl>
+    <w:lvl w:ilvl="8">
+      <w:start w:val="1"/>
+      <w:numFmt w:val="decimal"/>
+      <w:lvlText w:val="%1.%2.%3.%4.%5.%6.%7.%8.%9."/>
+      <w:lvlJc w:val="left"/>
+      <w:pPr>
+        <w:ind w:left="4320" w:hanging="1440"/>
+      </w:pPr>
+    </w:lvl>
+  </w:abstractNum>
+  <w:abstractNum w:abstractNumId="13" w15:restartNumberingAfterBreak="0">
     <w:nsid w:val="7085F9C9"/>
     <w:multiLevelType w:val="multilevel"/>
     <w:tmpl w:val="9F9492D2"/>
@@ -1377,11 +1836,101 @@
       <w:lvlJc w:val="left"/>
     </w:lvl>
   </w:abstractNum>
+  <w:abstractNum w:abstractNumId="14" w15:restartNumberingAfterBreak="0">
+    <w:nsid w:val="7FF946E0"/>
+    <w:multiLevelType w:val="multilevel"/>
+    <w:tmpl w:val="3DBE1954"/>
+    <w:lvl w:ilvl="0">
+      <w:start w:val="1"/>
+      <w:numFmt w:val="decimal"/>
+      <w:lvlText w:val="%1."/>
+      <w:lvlJc w:val="left"/>
+      <w:pPr>
+        <w:ind w:left="360" w:hanging="360"/>
+      </w:pPr>
+    </w:lvl>
+    <w:lvl w:ilvl="1">
+      <w:start w:val="1"/>
+      <w:numFmt w:val="decimal"/>
+      <w:lvlText w:val="%1.%2."/>
+      <w:lvlJc w:val="left"/>
+      <w:pPr>
+        <w:ind w:left="792" w:hanging="432"/>
+      </w:pPr>
+      <w:rPr>
+        <w:rFonts w:hint="default"/>
+      </w:rPr>
+    </w:lvl>
+    <w:lvl w:ilvl="2">
+      <w:start w:val="1"/>
+      <w:numFmt w:val="decimal"/>
+      <w:pStyle w:val="Heading3"/>
+      <w:lvlText w:val="%1.%2.%3."/>
+      <w:lvlJc w:val="left"/>
+      <w:pPr>
+        <w:ind w:left="1224" w:hanging="504"/>
+      </w:pPr>
+    </w:lvl>
+    <w:lvl w:ilvl="3">
+      <w:start w:val="1"/>
+      <w:numFmt w:val="decimal"/>
+      <w:lvlText w:val="%1.%2.%3.%4."/>
+      <w:lvlJc w:val="left"/>
+      <w:pPr>
+        <w:ind w:left="1728" w:hanging="648"/>
+      </w:pPr>
+    </w:lvl>
+    <w:lvl w:ilvl="4">
+      <w:start w:val="1"/>
+      <w:numFmt w:val="decimal"/>
+      <w:lvlText w:val="%1.%2.%3.%4.%5."/>
+      <w:lvlJc w:val="left"/>
+      <w:pPr>
+        <w:ind w:left="2232" w:hanging="792"/>
+      </w:pPr>
+    </w:lvl>
+    <w:lvl w:ilvl="5">
+      <w:start w:val="1"/>
+      <w:numFmt w:val="decimal"/>
+      <w:lvlText w:val="%1.%2.%3.%4.%5.%6."/>
+      <w:lvlJc w:val="left"/>
+      <w:pPr>
+        <w:ind w:left="2736" w:hanging="936"/>
+      </w:pPr>
+    </w:lvl>
+    <w:lvl w:ilvl="6">
+      <w:start w:val="1"/>
+      <w:numFmt w:val="decimal"/>
+      <w:lvlText w:val="%1.%2.%3.%4.%5.%6.%7."/>
+      <w:lvlJc w:val="left"/>
+      <w:pPr>
+        <w:ind w:left="3240" w:hanging="1080"/>
+      </w:pPr>
+    </w:lvl>
+    <w:lvl w:ilvl="7">
+      <w:start w:val="1"/>
+      <w:numFmt w:val="decimal"/>
+      <w:lvlText w:val="%1.%2.%3.%4.%5.%6.%7.%8."/>
+      <w:lvlJc w:val="left"/>
+      <w:pPr>
+        <w:ind w:left="3744" w:hanging="1224"/>
+      </w:pPr>
+    </w:lvl>
+    <w:lvl w:ilvl="8">
+      <w:start w:val="1"/>
+      <w:numFmt w:val="decimal"/>
+      <w:lvlText w:val="%1.%2.%3.%4.%5.%6.%7.%8.%9."/>
+      <w:lvlJc w:val="left"/>
+      <w:pPr>
+        <w:ind w:left="4320" w:hanging="1440"/>
+      </w:pPr>
+    </w:lvl>
+  </w:abstractNum>
   <w:num w:numId="1">
     <w:abstractNumId w:val="0"/>
   </w:num>
   <w:num w:numId="2">
-    <w:abstractNumId w:val="12"/>
+    <w:abstractNumId w:val="13"/>
   </w:num>
   <w:num w:numId="3">
     <w:abstractNumId w:val="1"/>
@@ -1437,6 +1986,12 @@
   <w:num w:numId="13">
     <w:abstractNumId w:val="2"/>
   </w:num>
+  <w:num w:numId="14">
+    <w:abstractNumId w:val="14"/>
+  </w:num>
+  <w:num w:numId="15">
+    <w:abstractNumId w:val="12"/>
+  </w:num>
 </w:numbering>
 </file>
 
@@ -1462,9 +2017,9 @@
     <w:lsdException w:name="index 7" w:semiHidden="1" w:unhideWhenUsed="1"/>
     <w:lsdException w:name="index 8" w:semiHidden="1" w:unhideWhenUsed="1"/>
     <w:lsdException w:name="index 9" w:semiHidden="1" w:unhideWhenUsed="1"/>
-    <w:lsdException w:name="toc 1" w:semiHidden="1" w:unhideWhenUsed="1"/>
-    <w:lsdException w:name="toc 2" w:semiHidden="1" w:unhideWhenUsed="1"/>
-    <w:lsdException w:name="toc 3" w:semiHidden="1" w:unhideWhenUsed="1"/>
+    <w:lsdException w:name="toc 1" w:semiHidden="1" w:uiPriority="39" w:unhideWhenUsed="1"/>
+    <w:lsdException w:name="toc 2" w:semiHidden="1" w:uiPriority="39" w:unhideWhenUsed="1"/>
+    <w:lsdException w:name="toc 3" w:semiHidden="1" w:uiPriority="39" w:unhideWhenUsed="1"/>
     <w:lsdException w:name="toc 4" w:semiHidden="1" w:unhideWhenUsed="1"/>
     <w:lsdException w:name="toc 5" w:semiHidden="1" w:unhideWhenUsed="1"/>
     <w:lsdException w:name="toc 6" w:semiHidden="1" w:unhideWhenUsed="1"/>
@@ -1522,6 +2077,7 @@
     <w:lsdException w:name="Body Text 2" w:semiHidden="1" w:unhideWhenUsed="1"/>
     <w:lsdException w:name="Body Text 3" w:semiHidden="1" w:unhideWhenUsed="1"/>
     <w:lsdException w:name="Body Text Indent 2" w:semiHidden="1" w:unhideWhenUsed="1"/>
+    <w:lsdException w:name="Hyperlink" w:uiPriority="99"/>
     <w:lsdException w:name="Document Map" w:semiHidden="1" w:unhideWhenUsed="1"/>
     <w:lsdException w:name="Plain Text" w:semiHidden="1" w:unhideWhenUsed="1"/>
     <w:lsdException w:name="E-mail Signature" w:semiHidden="1" w:unhideWhenUsed="1"/>
@@ -1689,7 +2245,7 @@
     <w:lsdException w:name="Colorful List Accent 6"/>
     <w:lsdException w:name="Colorful Grid Accent 6"/>
     <w:lsdException w:name="Bibliography" w:semiHidden="1" w:unhideWhenUsed="1"/>
-    <w:lsdException w:name="TOC Heading" w:semiHidden="1" w:unhideWhenUsed="1"/>
+    <w:lsdException w:name="TOC Heading" w:semiHidden="1" w:uiPriority="39" w:unhideWhenUsed="1" w:qFormat="1"/>
     <w:lsdException w:name="Grid Table 4" w:uiPriority="49"/>
     <w:lsdException w:name="Grid Table 5 Dark" w:uiPriority="50"/>
     <w:lsdException w:name="Grid Table 6 Colorful" w:uiPriority="51"/>
@@ -1789,10 +2345,9 @@
   <w:style w:type="paragraph" w:default="1" w:styleId="Normal">
     <w:name w:val="Normal"/>
     <w:qFormat/>
-    <w:rsid w:val="001E1662"/>
-    <w:rPr>
-      <w:rFonts w:ascii="Calibri" w:hAnsi="Calibri"/>
-      <w:sz w:val="22"/>
+    <w:rsid w:val="00692E43"/>
+    <w:rPr>
+      <w:rFonts w:ascii="Times New Roman" w:hAnsi="Times New Roman" w:cs="Times New Roman"/>
     </w:rPr>
   </w:style>
   <w:style w:type="paragraph" w:styleId="Heading1">
@@ -1801,64 +2356,56 @@
     <w:next w:val="BodyText"/>
     <w:uiPriority w:val="9"/>
     <w:qFormat/>
-    <w:rsid w:val="001420C2"/>
+    <w:rsid w:val="00692E43"/>
     <w:pPr>
       <w:keepNext/>
       <w:keepLines/>
       <w:spacing w:before="480" w:after="0"/>
+      <w:jc w:val="center"/>
       <w:outlineLvl w:val="0"/>
     </w:pPr>
     <w:rPr>
-      <w:rFonts w:ascii="Calibri Light" w:eastAsiaTheme="majorEastAsia" w:hAnsi="Calibri Light" w:cstheme="majorBidi"/>
+      <w:rFonts w:eastAsiaTheme="majorEastAsia"/>
+      <w:b/>
       <w:bCs/>
-      <w:color w:val="365F91" w:themeColor="accent1" w:themeShade="BF"/>
-      <w:sz w:val="32"/>
-      <w:szCs w:val="32"/>
+      <w:sz w:val="26"/>
+      <w:szCs w:val="26"/>
     </w:rPr>
   </w:style>
   <w:style w:type="paragraph" w:styleId="Heading2">
     <w:name w:val="heading 2"/>
-    <w:basedOn w:val="Normal"/>
+    <w:basedOn w:val="Heading1"/>
     <w:next w:val="BodyText"/>
     <w:uiPriority w:val="9"/>
     <w:unhideWhenUsed/>
     <w:qFormat/>
-    <w:rsid w:val="001E1662"/>
+    <w:rsid w:val="00692E43"/>
     <w:pPr>
-      <w:keepNext/>
-      <w:keepLines/>
-      <w:spacing w:before="200" w:after="0"/>
+      <w:numPr>
+        <w:ilvl w:val="1"/>
+        <w:numId w:val="15"/>
+      </w:numPr>
+      <w:ind w:left="540" w:hanging="540"/>
+      <w:jc w:val="left"/>
       <w:outlineLvl w:val="1"/>
     </w:pPr>
-    <w:rPr>
-      <w:rFonts w:ascii="Calibri Light" w:eastAsiaTheme="majorEastAsia" w:hAnsi="Calibri Light" w:cstheme="majorBidi"/>
-      <w:bCs/>
-      <w:color w:val="4F81BD" w:themeColor="accent1"/>
-      <w:sz w:val="26"/>
-      <w:szCs w:val="32"/>
-    </w:rPr>
   </w:style>
   <w:style w:type="paragraph" w:styleId="Heading3">
     <w:name w:val="heading 3"/>
-    <w:basedOn w:val="Normal"/>
+    <w:basedOn w:val="Heading2"/>
     <w:next w:val="BodyText"/>
     <w:uiPriority w:val="9"/>
     <w:unhideWhenUsed/>
     <w:qFormat/>
-    <w:rsid w:val="00AA291A"/>
+    <w:rsid w:val="00692E43"/>
     <w:pPr>
-      <w:keepNext/>
-      <w:keepLines/>
-      <w:spacing w:before="200" w:after="0"/>
+      <w:numPr>
+        <w:ilvl w:val="2"/>
+        <w:numId w:val="14"/>
+      </w:numPr>
+      <w:ind w:left="540" w:hanging="540"/>
       <w:outlineLvl w:val="2"/>
     </w:pPr>
-    <w:rPr>
-      <w:rFonts w:ascii="Calibri Light" w:eastAsiaTheme="majorEastAsia" w:hAnsi="Calibri Light" w:cstheme="majorBidi"/>
-      <w:bCs/>
-      <w:color w:val="000000" w:themeColor="text1"/>
-      <w:sz w:val="24"/>
-      <w:szCs w:val="28"/>
-    </w:rPr>
   </w:style>
   <w:style w:type="paragraph" w:styleId="Heading4">
     <w:name w:val="heading 4"/>
@@ -1878,7 +2425,6 @@
       <w:b/>
       <w:bCs/>
       <w:color w:val="4F81BD" w:themeColor="accent1"/>
-      <w:sz w:val="24"/>
     </w:rPr>
   </w:style>
   <w:style w:type="paragraph" w:styleId="Heading5">
@@ -1899,7 +2445,6 @@
       <w:i/>
       <w:iCs/>
       <w:color w:val="4F81BD" w:themeColor="accent1"/>
-      <w:sz w:val="24"/>
     </w:rPr>
   </w:style>
   <w:style w:type="paragraph" w:styleId="Heading6">
@@ -1909,22 +2454,22 @@
     <w:uiPriority w:val="9"/>
     <w:unhideWhenUsed/>
     <w:qFormat/>
+    <w:rsid w:val="000A6317"/>
     <w:pPr>
       <w:keepNext/>
       <w:keepLines/>
-      <w:spacing w:before="200" w:after="0"/>
+      <w:pageBreakBefore/>
+      <w:spacing w:before="200" w:after="0" w:line="20" w:lineRule="exact"/>
       <w:outlineLvl w:val="5"/>
     </w:pPr>
     <w:rPr>
       <w:rFonts w:asciiTheme="majorHAnsi" w:eastAsiaTheme="majorEastAsia" w:hAnsiTheme="majorHAnsi" w:cstheme="majorBidi"/>
       <w:color w:val="4F81BD" w:themeColor="accent1"/>
-      <w:sz w:val="24"/>
     </w:rPr>
   </w:style>
   <w:style w:type="character" w:default="1" w:styleId="DefaultParagraphFont">
     <w:name w:val="Default Paragraph Font"/>
     <w:uiPriority w:val="1"/>
-    <w:semiHidden/>
     <w:unhideWhenUsed/>
   </w:style>
   <w:style w:type="table" w:default="1" w:styleId="TableNormal">
@@ -1977,7 +2522,7 @@
     <w:basedOn w:val="Normal"/>
     <w:next w:val="BodyText"/>
     <w:qFormat/>
-    <w:rsid w:val="00EC3164"/>
+    <w:rsid w:val="00692E43"/>
     <w:pPr>
       <w:keepNext/>
       <w:keepLines/>
@@ -1986,8 +2531,8 @@
     </w:pPr>
     <w:rPr>
       <w:rFonts w:ascii="Calibri Light" w:eastAsiaTheme="majorEastAsia" w:hAnsi="Calibri Light" w:cstheme="majorBidi"/>
+      <w:b/>
       <w:bCs/>
-      <w:color w:val="345A8A" w:themeColor="accent1" w:themeShade="B5"/>
       <w:sz w:val="36"/>
       <w:szCs w:val="36"/>
     </w:rPr>
@@ -1997,33 +2542,45 @@
     <w:basedOn w:val="Title"/>
     <w:next w:val="BodyText"/>
     <w:qFormat/>
+    <w:rsid w:val="00753316"/>
     <w:pPr>
-      <w:spacing w:before="240"/>
+      <w:spacing w:after="480"/>
     </w:pPr>
     <w:rPr>
-      <w:sz w:val="30"/>
-      <w:szCs w:val="30"/>
+      <w:rFonts w:ascii="Times New Roman" w:hAnsi="Times New Roman" w:cs="Times New Roman"/>
+      <w:sz w:val="24"/>
+      <w:szCs w:val="24"/>
     </w:rPr>
   </w:style>
   <w:style w:type="paragraph" w:customStyle="1" w:styleId="Author">
     <w:name w:val="Author"/>
     <w:next w:val="BodyText"/>
     <w:qFormat/>
+    <w:rsid w:val="006523FE"/>
     <w:pPr>
       <w:keepNext/>
       <w:keepLines/>
+      <w:spacing w:before="720" w:after="720"/>
       <w:jc w:val="center"/>
     </w:pPr>
+    <w:rPr>
+      <w:rFonts w:ascii="Times New Roman" w:hAnsi="Times New Roman" w:cs="Times New Roman"/>
+      <w:b/>
+    </w:rPr>
   </w:style>
   <w:style w:type="paragraph" w:styleId="Date">
     <w:name w:val="Date"/>
+    <w:basedOn w:val="BodyText"/>
     <w:next w:val="BodyText"/>
     <w:qFormat/>
+    <w:rsid w:val="006523FE"/>
     <w:pPr>
-      <w:keepNext/>
-      <w:keepLines/>
+      <w:spacing w:before="360" w:after="720"/>
       <w:jc w:val="center"/>
     </w:pPr>
+    <w:rPr>
+      <w:b/>
+    </w:rPr>
   </w:style>
   <w:style w:type="paragraph" w:customStyle="1" w:styleId="Abstract">
     <w:name w:val="Abstract"/>
@@ -2143,6 +2700,7 @@
   <w:style w:type="character" w:styleId="Hyperlink">
     <w:name w:val="Hyperlink"/>
     <w:basedOn w:val="CaptionChar"/>
+    <w:uiPriority w:val="99"/>
     <w:rPr>
       <w:color w:val="4F81BD" w:themeColor="accent1"/>
     </w:rPr>
@@ -2154,13 +2712,13 @@
     <w:uiPriority w:val="39"/>
     <w:unhideWhenUsed/>
     <w:qFormat/>
+    <w:rsid w:val="000F4EDA"/>
     <w:pPr>
+      <w:pageBreakBefore/>
       <w:spacing w:before="240" w:line="259" w:lineRule="auto"/>
       <w:outlineLvl w:val="9"/>
     </w:pPr>
     <w:rPr>
-      <w:rFonts w:asciiTheme="majorHAnsi" w:hAnsiTheme="majorHAnsi"/>
-      <w:b/>
       <w:bCs w:val="0"/>
     </w:rPr>
   </w:style>
@@ -2544,6 +3102,72 @@
         </w:tcBorders>
       </w:tcPr>
     </w:tblStylePr>
+  </w:style>
+  <w:style w:type="paragraph" w:styleId="BalloonText">
+    <w:name w:val="Balloon Text"/>
+    <w:basedOn w:val="Normal"/>
+    <w:link w:val="BalloonTextChar"/>
+    <w:semiHidden/>
+    <w:unhideWhenUsed/>
+    <w:rsid w:val="00692E43"/>
+    <w:pPr>
+      <w:spacing w:after="0"/>
+    </w:pPr>
+    <w:rPr>
+      <w:rFonts w:ascii="Segoe UI" w:hAnsi="Segoe UI" w:cs="Segoe UI"/>
+      <w:sz w:val="18"/>
+      <w:szCs w:val="18"/>
+    </w:rPr>
+  </w:style>
+  <w:style w:type="character" w:customStyle="1" w:styleId="BalloonTextChar">
+    <w:name w:val="Balloon Text Char"/>
+    <w:basedOn w:val="DefaultParagraphFont"/>
+    <w:link w:val="BalloonText"/>
+    <w:semiHidden/>
+    <w:rsid w:val="00692E43"/>
+    <w:rPr>
+      <w:rFonts w:ascii="Segoe UI" w:hAnsi="Segoe UI" w:cs="Segoe UI"/>
+      <w:sz w:val="18"/>
+      <w:szCs w:val="18"/>
+    </w:rPr>
+  </w:style>
+  <w:style w:type="paragraph" w:styleId="TOC1">
+    <w:name w:val="toc 1"/>
+    <w:basedOn w:val="Normal"/>
+    <w:next w:val="Normal"/>
+    <w:autoRedefine/>
+    <w:uiPriority w:val="39"/>
+    <w:unhideWhenUsed/>
+    <w:rsid w:val="000F4EDA"/>
+    <w:pPr>
+      <w:spacing w:after="100"/>
+    </w:pPr>
+  </w:style>
+  <w:style w:type="paragraph" w:styleId="TOC2">
+    <w:name w:val="toc 2"/>
+    <w:basedOn w:val="Normal"/>
+    <w:next w:val="Normal"/>
+    <w:autoRedefine/>
+    <w:uiPriority w:val="39"/>
+    <w:unhideWhenUsed/>
+    <w:rsid w:val="000F4EDA"/>
+    <w:pPr>
+      <w:spacing w:after="100"/>
+      <w:ind w:left="240"/>
+    </w:pPr>
+  </w:style>
+  <w:style w:type="paragraph" w:styleId="TOC3">
+    <w:name w:val="toc 3"/>
+    <w:basedOn w:val="Normal"/>
+    <w:next w:val="Normal"/>
+    <w:autoRedefine/>
+    <w:uiPriority w:val="39"/>
+    <w:unhideWhenUsed/>
+    <w:rsid w:val="000F4EDA"/>
+    <w:pPr>
+      <w:spacing w:after="100"/>
+      <w:ind w:left="480"/>
+    </w:pPr>
   </w:style>
 </w:styles>
 </file>
@@ -2864,4 +3488,16 @@
   </a:objectDefaults>
   <a:extraClrSchemeLst/>
 </a:theme>
+</file>
+
+<file path=customXml/item1.xml><?xml version="1.0" encoding="utf-8"?>
+<b:Sources xmlns:b="http://schemas.openxmlformats.org/officeDocument/2006/bibliography" xmlns="http://schemas.openxmlformats.org/officeDocument/2006/bibliography" SelectedStyle="\CHICAGO.XSL" StyleName="Chicago" Version="16"/>
+</file>
+
+<file path=customXml/itemProps1.xml><?xml version="1.0" encoding="utf-8"?>
+<ds:datastoreItem xmlns:ds="http://schemas.openxmlformats.org/officeDocument/2006/customXml" ds:itemID="{F4578D56-7D2D-4E0F-AEC4-1767DC62D172}">
+  <ds:schemaRefs>
+    <ds:schemaRef ds:uri="http://schemas.openxmlformats.org/officeDocument/2006/bibliography"/>
+  </ds:schemaRefs>
+</ds:datastoreItem>
 </file>